--- a/JavaInterviewQuestion.docx
+++ b/JavaInterviewQuestion.docx
@@ -47,7 +47,25 @@
           <w:sz w:val="32"/>
           <w:szCs w:val="32"/>
         </w:rPr>
-        <w:t>Java is high level, object oriented programming language that is designed to be platform independent.</w:t>
+        <w:t xml:space="preserve">Java is </w:t>
+      </w:r>
+      <w:proofErr w:type="gramStart"/>
+      <w:r>
+        <w:rPr>
+          <w:rFonts w:ascii="Times New Roman" w:hAnsi="Times New Roman" w:cs="Times New Roman"/>
+          <w:sz w:val="32"/>
+          <w:szCs w:val="32"/>
+        </w:rPr>
+        <w:t>high level, object oriented</w:t>
+      </w:r>
+      <w:proofErr w:type="gramEnd"/>
+      <w:r>
+        <w:rPr>
+          <w:rFonts w:ascii="Times New Roman" w:hAnsi="Times New Roman" w:cs="Times New Roman"/>
+          <w:sz w:val="32"/>
+          <w:szCs w:val="32"/>
+        </w:rPr>
+        <w:t xml:space="preserve"> programming language that is designed to be platform independent.</w:t>
       </w:r>
     </w:p>
     <w:p>
@@ -69,7 +87,43 @@
           <w:sz w:val="32"/>
           <w:szCs w:val="32"/>
         </w:rPr>
-        <w:t>“Write Once Run Anywhere”  meaning java code can run any system or operating system that has Java Virtual Machine(JVM).</w:t>
+        <w:t xml:space="preserve">“Write Once Run </w:t>
+      </w:r>
+      <w:proofErr w:type="gramStart"/>
+      <w:r>
+        <w:rPr>
+          <w:rFonts w:ascii="Times New Roman" w:hAnsi="Times New Roman" w:cs="Times New Roman"/>
+          <w:sz w:val="32"/>
+          <w:szCs w:val="32"/>
+        </w:rPr>
+        <w:t>Anywhere”  meaning</w:t>
+      </w:r>
+      <w:proofErr w:type="gramEnd"/>
+      <w:r>
+        <w:rPr>
+          <w:rFonts w:ascii="Times New Roman" w:hAnsi="Times New Roman" w:cs="Times New Roman"/>
+          <w:sz w:val="32"/>
+          <w:szCs w:val="32"/>
+        </w:rPr>
+        <w:t xml:space="preserve"> java code can run any system or operating system that has Java Virtual </w:t>
+      </w:r>
+      <w:proofErr w:type="gramStart"/>
+      <w:r>
+        <w:rPr>
+          <w:rFonts w:ascii="Times New Roman" w:hAnsi="Times New Roman" w:cs="Times New Roman"/>
+          <w:sz w:val="32"/>
+          <w:szCs w:val="32"/>
+        </w:rPr>
+        <w:t>Machine(</w:t>
+      </w:r>
+      <w:proofErr w:type="gramEnd"/>
+      <w:r>
+        <w:rPr>
+          <w:rFonts w:ascii="Times New Roman" w:hAnsi="Times New Roman" w:cs="Times New Roman"/>
+          <w:sz w:val="32"/>
+          <w:szCs w:val="32"/>
+        </w:rPr>
+        <w:t>JVM).</w:t>
       </w:r>
     </w:p>
     <w:p>
@@ -91,7 +145,25 @@
           <w:sz w:val="32"/>
           <w:szCs w:val="32"/>
         </w:rPr>
-        <w:t>It mostly used to building web application, desktop application and android application, enterprise application.</w:t>
+        <w:t xml:space="preserve">It mostly used to </w:t>
+      </w:r>
+      <w:proofErr w:type="gramStart"/>
+      <w:r>
+        <w:rPr>
+          <w:rFonts w:ascii="Times New Roman" w:hAnsi="Times New Roman" w:cs="Times New Roman"/>
+          <w:sz w:val="32"/>
+          <w:szCs w:val="32"/>
+        </w:rPr>
+        <w:t>building</w:t>
+      </w:r>
+      <w:proofErr w:type="gramEnd"/>
+      <w:r>
+        <w:rPr>
+          <w:rFonts w:ascii="Times New Roman" w:hAnsi="Times New Roman" w:cs="Times New Roman"/>
+          <w:sz w:val="32"/>
+          <w:szCs w:val="32"/>
+        </w:rPr>
+        <w:t xml:space="preserve"> web application, desktop application and android application, enterprise application.</w:t>
       </w:r>
     </w:p>
     <w:p>
@@ -362,7 +434,25 @@
           <w:sz w:val="32"/>
           <w:szCs w:val="32"/>
         </w:rPr>
-        <w:t>Since the JVM is available for different operating system like windows, linux, mac, the same java program can run on any platform without changing the code.</w:t>
+        <w:t xml:space="preserve">Since the JVM is available for different operating system like windows, </w:t>
+      </w:r>
+      <w:proofErr w:type="spellStart"/>
+      <w:r>
+        <w:rPr>
+          <w:rFonts w:ascii="Times New Roman" w:hAnsi="Times New Roman" w:cs="Times New Roman"/>
+          <w:sz w:val="32"/>
+          <w:szCs w:val="32"/>
+        </w:rPr>
+        <w:t>linux</w:t>
+      </w:r>
+      <w:proofErr w:type="spellEnd"/>
+      <w:r>
+        <w:rPr>
+          <w:rFonts w:ascii="Times New Roman" w:hAnsi="Times New Roman" w:cs="Times New Roman"/>
+          <w:sz w:val="32"/>
+          <w:szCs w:val="32"/>
+        </w:rPr>
+        <w:t>, mac, the same java program can run on any platform without changing the code.</w:t>
       </w:r>
     </w:p>
     <w:p>
@@ -399,7 +489,29 @@
           <w:sz w:val="32"/>
           <w:szCs w:val="32"/>
         </w:rPr>
-        <w:t>Why java is not a purely object oriented Language?</w:t>
+        <w:t xml:space="preserve">Why java is not a purely </w:t>
+      </w:r>
+      <w:proofErr w:type="gramStart"/>
+      <w:r>
+        <w:rPr>
+          <w:rFonts w:ascii="Times New Roman" w:hAnsi="Times New Roman" w:cs="Times New Roman"/>
+          <w:b/>
+          <w:bCs/>
+          <w:sz w:val="32"/>
+          <w:szCs w:val="32"/>
+        </w:rPr>
+        <w:t>object oriented</w:t>
+      </w:r>
+      <w:proofErr w:type="gramEnd"/>
+      <w:r>
+        <w:rPr>
+          <w:rFonts w:ascii="Times New Roman" w:hAnsi="Times New Roman" w:cs="Times New Roman"/>
+          <w:b/>
+          <w:bCs/>
+          <w:sz w:val="32"/>
+          <w:szCs w:val="32"/>
+        </w:rPr>
+        <w:t xml:space="preserve"> Language?</w:t>
       </w:r>
     </w:p>
     <w:p>
@@ -421,15 +533,51 @@
           <w:sz w:val="32"/>
           <w:szCs w:val="32"/>
         </w:rPr>
-        <w:t xml:space="preserve">Java is not a purely object oriented programming language because it supports primitive data types such as int, char, double, Boolean which  </w:t>
-      </w:r>
-      <w:r>
-        <w:rPr>
-          <w:rFonts w:ascii="Times New Roman" w:hAnsi="Times New Roman" w:cs="Times New Roman"/>
-          <w:sz w:val="32"/>
-          <w:szCs w:val="32"/>
-        </w:rPr>
-        <w:t>is not object.</w:t>
+        <w:t xml:space="preserve">Java is not a purely </w:t>
+      </w:r>
+      <w:proofErr w:type="gramStart"/>
+      <w:r>
+        <w:rPr>
+          <w:rFonts w:ascii="Times New Roman" w:hAnsi="Times New Roman" w:cs="Times New Roman"/>
+          <w:sz w:val="32"/>
+          <w:szCs w:val="32"/>
+        </w:rPr>
+        <w:t>object oriented</w:t>
+      </w:r>
+      <w:proofErr w:type="gramEnd"/>
+      <w:r>
+        <w:rPr>
+          <w:rFonts w:ascii="Times New Roman" w:hAnsi="Times New Roman" w:cs="Times New Roman"/>
+          <w:sz w:val="32"/>
+          <w:szCs w:val="32"/>
+        </w:rPr>
+        <w:t xml:space="preserve"> programming language because it supports primitive data types such as int, char, double, Boolean </w:t>
+      </w:r>
+      <w:proofErr w:type="gramStart"/>
+      <w:r>
+        <w:rPr>
+          <w:rFonts w:ascii="Times New Roman" w:hAnsi="Times New Roman" w:cs="Times New Roman"/>
+          <w:sz w:val="32"/>
+          <w:szCs w:val="32"/>
+        </w:rPr>
+        <w:t xml:space="preserve">which  </w:t>
+      </w:r>
+      <w:r>
+        <w:rPr>
+          <w:rFonts w:ascii="Times New Roman" w:hAnsi="Times New Roman" w:cs="Times New Roman"/>
+          <w:sz w:val="32"/>
+          <w:szCs w:val="32"/>
+        </w:rPr>
+        <w:t>is</w:t>
+      </w:r>
+      <w:proofErr w:type="gramEnd"/>
+      <w:r>
+        <w:rPr>
+          <w:rFonts w:ascii="Times New Roman" w:hAnsi="Times New Roman" w:cs="Times New Roman"/>
+          <w:sz w:val="32"/>
+          <w:szCs w:val="32"/>
+        </w:rPr>
+        <w:t xml:space="preserve"> not object.</w:t>
       </w:r>
     </w:p>
     <w:p>
@@ -634,7 +782,29 @@
           <w:sz w:val="32"/>
           <w:szCs w:val="32"/>
         </w:rPr>
-        <w:t>Memory Management In Java?</w:t>
+        <w:t xml:space="preserve">Memory Management </w:t>
+      </w:r>
+      <w:proofErr w:type="gramStart"/>
+      <w:r>
+        <w:rPr>
+          <w:rFonts w:ascii="Times New Roman" w:hAnsi="Times New Roman" w:cs="Times New Roman"/>
+          <w:b/>
+          <w:bCs/>
+          <w:sz w:val="32"/>
+          <w:szCs w:val="32"/>
+        </w:rPr>
+        <w:t>In</w:t>
+      </w:r>
+      <w:proofErr w:type="gramEnd"/>
+      <w:r>
+        <w:rPr>
+          <w:rFonts w:ascii="Times New Roman" w:hAnsi="Times New Roman" w:cs="Times New Roman"/>
+          <w:b/>
+          <w:bCs/>
+          <w:sz w:val="32"/>
+          <w:szCs w:val="32"/>
+        </w:rPr>
+        <w:t xml:space="preserve"> Java?</w:t>
       </w:r>
     </w:p>
     <w:p>
@@ -653,7 +823,25 @@
           <w:sz w:val="32"/>
           <w:szCs w:val="32"/>
         </w:rPr>
-        <w:t>Java memory management is handled by JVM using heap and stack memory. Object are stored in heap memory, local variable are stored in stack memory, and Garbage collector automatically removes unused object.</w:t>
+        <w:t xml:space="preserve">Java memory management is handled by JVM using heap and stack memory. Object are stored in heap memory, local variable </w:t>
+      </w:r>
+      <w:proofErr w:type="gramStart"/>
+      <w:r>
+        <w:rPr>
+          <w:rFonts w:ascii="Times New Roman" w:hAnsi="Times New Roman" w:cs="Times New Roman"/>
+          <w:sz w:val="32"/>
+          <w:szCs w:val="32"/>
+        </w:rPr>
+        <w:t>are</w:t>
+      </w:r>
+      <w:proofErr w:type="gramEnd"/>
+      <w:r>
+        <w:rPr>
+          <w:rFonts w:ascii="Times New Roman" w:hAnsi="Times New Roman" w:cs="Times New Roman"/>
+          <w:sz w:val="32"/>
+          <w:szCs w:val="32"/>
+        </w:rPr>
+        <w:t xml:space="preserve"> stored in stack memory, and Garbage collector automatically removes unused object.</w:t>
       </w:r>
     </w:p>
     <w:p>
@@ -812,7 +1000,75 @@
           <w:sz w:val="32"/>
           <w:szCs w:val="32"/>
         </w:rPr>
-        <w:t>It is a Automatic process of removing unused object from the heap memory.</w:t>
+        <w:t xml:space="preserve">It is </w:t>
+      </w:r>
+      <w:proofErr w:type="spellStart"/>
+      <w:proofErr w:type="gramStart"/>
+      <w:r>
+        <w:rPr>
+          <w:rFonts w:ascii="Times New Roman" w:hAnsi="Times New Roman" w:cs="Times New Roman"/>
+          <w:sz w:val="32"/>
+          <w:szCs w:val="32"/>
+        </w:rPr>
+        <w:t>a</w:t>
+      </w:r>
+      <w:proofErr w:type="spellEnd"/>
+      <w:proofErr w:type="gramEnd"/>
+      <w:r>
+        <w:rPr>
+          <w:rFonts w:ascii="Times New Roman" w:hAnsi="Times New Roman" w:cs="Times New Roman"/>
+          <w:sz w:val="32"/>
+          <w:szCs w:val="32"/>
+        </w:rPr>
+        <w:t xml:space="preserve"> Automatic process of removing unused object from the heap memory.</w:t>
+      </w:r>
+    </w:p>
+    <w:p>
+      <w:pPr>
+        <w:pStyle w:val="ListParagraph"/>
+        <w:numPr>
+          <w:ilvl w:val="0"/>
+          <w:numId w:val="4"/>
+        </w:numPr>
+        <w:rPr>
+          <w:rFonts w:ascii="Times New Roman" w:hAnsi="Times New Roman" w:cs="Times New Roman"/>
+          <w:b/>
+          <w:bCs/>
+          <w:sz w:val="32"/>
+          <w:szCs w:val="32"/>
+        </w:rPr>
+      </w:pPr>
+      <w:r>
+        <w:rPr>
+          <w:rFonts w:ascii="Times New Roman" w:hAnsi="Times New Roman" w:cs="Times New Roman"/>
+          <w:b/>
+          <w:bCs/>
+          <w:sz w:val="32"/>
+          <w:szCs w:val="32"/>
+        </w:rPr>
+        <w:t xml:space="preserve">What is difference between == and </w:t>
+      </w:r>
+      <w:proofErr w:type="gramStart"/>
+      <w:r>
+        <w:rPr>
+          <w:rFonts w:ascii="Times New Roman" w:hAnsi="Times New Roman" w:cs="Times New Roman"/>
+          <w:b/>
+          <w:bCs/>
+          <w:sz w:val="32"/>
+          <w:szCs w:val="32"/>
+        </w:rPr>
+        <w:t>equal(</w:t>
+      </w:r>
+      <w:proofErr w:type="gramEnd"/>
+      <w:r>
+        <w:rPr>
+          <w:rFonts w:ascii="Times New Roman" w:hAnsi="Times New Roman" w:cs="Times New Roman"/>
+          <w:b/>
+          <w:bCs/>
+          <w:sz w:val="32"/>
+          <w:szCs w:val="32"/>
+        </w:rPr>
+        <w:t>)?</w:t>
       </w:r>
     </w:p>
     <w:p>
@@ -825,6 +1081,492 @@
           <w:szCs w:val="32"/>
         </w:rPr>
       </w:pPr>
+      <w:r>
+        <w:rPr>
+          <w:rFonts w:ascii="Times New Roman" w:hAnsi="Times New Roman" w:cs="Times New Roman"/>
+          <w:sz w:val="32"/>
+          <w:szCs w:val="32"/>
+        </w:rPr>
+        <w:t xml:space="preserve">== is applicable for primitive and object. It compares memory reference or actual primitive values. </w:t>
+      </w:r>
+      <w:proofErr w:type="gramStart"/>
+      <w:r>
+        <w:rPr>
+          <w:rFonts w:ascii="Times New Roman" w:hAnsi="Times New Roman" w:cs="Times New Roman"/>
+          <w:sz w:val="32"/>
+          <w:szCs w:val="32"/>
+        </w:rPr>
+        <w:t>Equals(</w:t>
+      </w:r>
+      <w:proofErr w:type="gramEnd"/>
+      <w:r>
+        <w:rPr>
+          <w:rFonts w:ascii="Times New Roman" w:hAnsi="Times New Roman" w:cs="Times New Roman"/>
+          <w:sz w:val="32"/>
+          <w:szCs w:val="32"/>
+        </w:rPr>
+        <w:t>) is applicable only for objects it compares the content of the object.</w:t>
+      </w:r>
+    </w:p>
+    <w:p>
+      <w:pPr>
+        <w:ind w:left="360"/>
+        <w:rPr>
+          <w:rFonts w:ascii="Times New Roman" w:hAnsi="Times New Roman" w:cs="Times New Roman"/>
+          <w:b/>
+          <w:bCs/>
+          <w:sz w:val="32"/>
+          <w:szCs w:val="32"/>
+        </w:rPr>
+      </w:pPr>
+      <w:r>
+        <w:rPr>
+          <w:rFonts w:ascii="Times New Roman" w:hAnsi="Times New Roman" w:cs="Times New Roman"/>
+          <w:b/>
+          <w:bCs/>
+          <w:sz w:val="32"/>
+          <w:szCs w:val="32"/>
+        </w:rPr>
+        <w:t>10) What is difference between string vs string builder vs string buffer?</w:t>
+      </w:r>
+    </w:p>
+    <w:p>
+      <w:pPr>
+        <w:ind w:left="360"/>
+        <w:rPr>
+          <w:rFonts w:ascii="Times New Roman" w:hAnsi="Times New Roman" w:cs="Times New Roman"/>
+          <w:sz w:val="32"/>
+          <w:szCs w:val="32"/>
+        </w:rPr>
+      </w:pPr>
+      <w:r>
+        <w:rPr>
+          <w:rFonts w:ascii="Times New Roman" w:hAnsi="Times New Roman" w:cs="Times New Roman"/>
+          <w:sz w:val="32"/>
+          <w:szCs w:val="32"/>
+        </w:rPr>
+        <w:tab/>
+      </w:r>
+      <w:r>
+        <w:rPr>
+          <w:rFonts w:ascii="Times New Roman" w:hAnsi="Times New Roman" w:cs="Times New Roman"/>
+          <w:sz w:val="32"/>
+          <w:szCs w:val="32"/>
+        </w:rPr>
+        <w:tab/>
+        <w:t>String is immutable, meaning once created its value cannot be changed. String builder and string buffer are used to make string mutable.</w:t>
+      </w:r>
+    </w:p>
+    <w:p>
+      <w:pPr>
+        <w:ind w:left="360"/>
+        <w:rPr>
+          <w:rFonts w:ascii="Times New Roman" w:hAnsi="Times New Roman" w:cs="Times New Roman"/>
+          <w:sz w:val="32"/>
+          <w:szCs w:val="32"/>
+        </w:rPr>
+      </w:pPr>
+      <w:r>
+        <w:rPr>
+          <w:rFonts w:ascii="Times New Roman" w:hAnsi="Times New Roman" w:cs="Times New Roman"/>
+          <w:sz w:val="32"/>
+          <w:szCs w:val="32"/>
+        </w:rPr>
+        <w:tab/>
+      </w:r>
+      <w:r>
+        <w:rPr>
+          <w:rFonts w:ascii="Times New Roman" w:hAnsi="Times New Roman" w:cs="Times New Roman"/>
+          <w:sz w:val="32"/>
+          <w:szCs w:val="32"/>
+        </w:rPr>
+        <w:tab/>
+        <w:t>String builder is not synchronized and not thread safe, so its faster and mainly used in single threaded applications.</w:t>
+      </w:r>
+    </w:p>
+    <w:p>
+      <w:pPr>
+        <w:ind w:left="360"/>
+        <w:rPr>
+          <w:rFonts w:ascii="Times New Roman" w:hAnsi="Times New Roman" w:cs="Times New Roman"/>
+          <w:sz w:val="32"/>
+          <w:szCs w:val="32"/>
+        </w:rPr>
+      </w:pPr>
+      <w:r>
+        <w:rPr>
+          <w:rFonts w:ascii="Times New Roman" w:hAnsi="Times New Roman" w:cs="Times New Roman"/>
+          <w:sz w:val="32"/>
+          <w:szCs w:val="32"/>
+        </w:rPr>
+        <w:lastRenderedPageBreak/>
+        <w:tab/>
+      </w:r>
+      <w:r>
+        <w:rPr>
+          <w:rFonts w:ascii="Times New Roman" w:hAnsi="Times New Roman" w:cs="Times New Roman"/>
+          <w:sz w:val="32"/>
+          <w:szCs w:val="32"/>
+        </w:rPr>
+        <w:tab/>
+        <w:t>String buffer is synchronized and thread safe, so it used in multithreaded environment but performance is slower compared string builder.</w:t>
+      </w:r>
+    </w:p>
+    <w:p>
+      <w:pPr>
+        <w:rPr>
+          <w:rFonts w:ascii="Times New Roman" w:hAnsi="Times New Roman" w:cs="Times New Roman"/>
+          <w:b/>
+          <w:bCs/>
+          <w:sz w:val="32"/>
+          <w:szCs w:val="32"/>
+        </w:rPr>
+      </w:pPr>
+      <w:r>
+        <w:rPr>
+          <w:rFonts w:ascii="Times New Roman" w:hAnsi="Times New Roman" w:cs="Times New Roman"/>
+          <w:b/>
+          <w:bCs/>
+          <w:sz w:val="32"/>
+          <w:szCs w:val="32"/>
+        </w:rPr>
+        <w:t xml:space="preserve">    </w:t>
+      </w:r>
+      <w:r>
+        <w:rPr>
+          <w:rFonts w:ascii="Times New Roman" w:hAnsi="Times New Roman" w:cs="Times New Roman"/>
+          <w:b/>
+          <w:bCs/>
+          <w:sz w:val="32"/>
+          <w:szCs w:val="32"/>
+        </w:rPr>
+        <w:t>11)</w:t>
+      </w:r>
+      <w:r>
+        <w:rPr>
+          <w:rFonts w:ascii="Times New Roman" w:hAnsi="Times New Roman" w:cs="Times New Roman"/>
+          <w:b/>
+          <w:bCs/>
+          <w:sz w:val="32"/>
+          <w:szCs w:val="32"/>
+        </w:rPr>
+        <w:t xml:space="preserve">  When to use what?</w:t>
+      </w:r>
+    </w:p>
+    <w:tbl>
+      <w:tblPr>
+        <w:tblpPr w:leftFromText="180" w:rightFromText="180" w:vertAnchor="text" w:horzAnchor="margin" w:tblpXSpec="center" w:tblpY="188"/>
+        <w:tblW w:w="0" w:type="auto"/>
+        <w:tblCellSpacing w:w="15" w:type="dxa"/>
+        <w:tblBorders>
+          <w:top w:val="single" w:sz="4" w:space="0" w:color="auto"/>
+          <w:left w:val="single" w:sz="4" w:space="0" w:color="auto"/>
+          <w:bottom w:val="single" w:sz="4" w:space="0" w:color="auto"/>
+          <w:right w:val="single" w:sz="4" w:space="0" w:color="auto"/>
+          <w:insideH w:val="single" w:sz="4" w:space="0" w:color="auto"/>
+          <w:insideV w:val="single" w:sz="4" w:space="0" w:color="auto"/>
+        </w:tblBorders>
+        <w:tblCellMar>
+          <w:top w:w="15" w:type="dxa"/>
+          <w:left w:w="15" w:type="dxa"/>
+          <w:bottom w:w="15" w:type="dxa"/>
+          <w:right w:w="15" w:type="dxa"/>
+        </w:tblCellMar>
+        <w:tblLook w:val="04A0" w:firstRow="1" w:lastRow="0" w:firstColumn="1" w:lastColumn="0" w:noHBand="0" w:noVBand="1"/>
+      </w:tblPr>
+      <w:tblGrid>
+        <w:gridCol w:w="4010"/>
+        <w:gridCol w:w="1980"/>
+      </w:tblGrid>
+      <w:tr>
+        <w:trPr>
+          <w:tblHeader/>
+          <w:tblCellSpacing w:w="15" w:type="dxa"/>
+        </w:trPr>
+        <w:tc>
+          <w:tcPr>
+            <w:tcW w:w="0" w:type="auto"/>
+            <w:vAlign w:val="center"/>
+            <w:hideMark/>
+          </w:tcPr>
+          <w:p>
+            <w:pPr>
+              <w:rPr>
+                <w:rFonts w:ascii="Times New Roman" w:hAnsi="Times New Roman" w:cs="Times New Roman"/>
+                <w:b/>
+                <w:bCs/>
+                <w:sz w:val="32"/>
+                <w:szCs w:val="32"/>
+              </w:rPr>
+            </w:pPr>
+            <w:r>
+              <w:rPr>
+                <w:rFonts w:ascii="Times New Roman" w:hAnsi="Times New Roman" w:cs="Times New Roman"/>
+                <w:b/>
+                <w:bCs/>
+                <w:sz w:val="32"/>
+                <w:szCs w:val="32"/>
+              </w:rPr>
+              <w:t>Situation</w:t>
+            </w:r>
+          </w:p>
+        </w:tc>
+        <w:tc>
+          <w:tcPr>
+            <w:tcW w:w="0" w:type="auto"/>
+            <w:vAlign w:val="center"/>
+            <w:hideMark/>
+          </w:tcPr>
+          <w:p>
+            <w:pPr>
+              <w:rPr>
+                <w:rFonts w:ascii="Times New Roman" w:hAnsi="Times New Roman" w:cs="Times New Roman"/>
+                <w:b/>
+                <w:bCs/>
+                <w:sz w:val="32"/>
+                <w:szCs w:val="32"/>
+              </w:rPr>
+            </w:pPr>
+            <w:r>
+              <w:rPr>
+                <w:rFonts w:ascii="Times New Roman" w:hAnsi="Times New Roman" w:cs="Times New Roman"/>
+                <w:b/>
+                <w:bCs/>
+                <w:sz w:val="32"/>
+                <w:szCs w:val="32"/>
+              </w:rPr>
+              <w:t>Use</w:t>
+            </w:r>
+          </w:p>
+        </w:tc>
+      </w:tr>
+      <w:tr>
+        <w:trPr>
+          <w:tblCellSpacing w:w="15" w:type="dxa"/>
+        </w:trPr>
+        <w:tc>
+          <w:tcPr>
+            <w:tcW w:w="0" w:type="auto"/>
+            <w:vAlign w:val="center"/>
+            <w:hideMark/>
+          </w:tcPr>
+          <w:p>
+            <w:pPr>
+              <w:rPr>
+                <w:rFonts w:ascii="Times New Roman" w:hAnsi="Times New Roman" w:cs="Times New Roman"/>
+                <w:b/>
+                <w:bCs/>
+                <w:sz w:val="32"/>
+                <w:szCs w:val="32"/>
+              </w:rPr>
+            </w:pPr>
+            <w:r>
+              <w:rPr>
+                <w:rFonts w:ascii="Times New Roman" w:hAnsi="Times New Roman" w:cs="Times New Roman"/>
+                <w:b/>
+                <w:bCs/>
+                <w:sz w:val="32"/>
+                <w:szCs w:val="32"/>
+              </w:rPr>
+              <w:t>Fixed text</w:t>
+            </w:r>
+          </w:p>
+        </w:tc>
+        <w:tc>
+          <w:tcPr>
+            <w:tcW w:w="0" w:type="auto"/>
+            <w:vAlign w:val="center"/>
+            <w:hideMark/>
+          </w:tcPr>
+          <w:p>
+            <w:pPr>
+              <w:rPr>
+                <w:rFonts w:ascii="Times New Roman" w:hAnsi="Times New Roman" w:cs="Times New Roman"/>
+                <w:b/>
+                <w:bCs/>
+                <w:sz w:val="32"/>
+                <w:szCs w:val="32"/>
+              </w:rPr>
+            </w:pPr>
+            <w:r>
+              <w:rPr>
+                <w:rFonts w:ascii="Times New Roman" w:hAnsi="Times New Roman" w:cs="Times New Roman"/>
+                <w:b/>
+                <w:bCs/>
+                <w:sz w:val="32"/>
+                <w:szCs w:val="32"/>
+              </w:rPr>
+              <w:t>String</w:t>
+            </w:r>
+          </w:p>
+        </w:tc>
+      </w:tr>
+      <w:tr>
+        <w:trPr>
+          <w:tblCellSpacing w:w="15" w:type="dxa"/>
+        </w:trPr>
+        <w:tc>
+          <w:tcPr>
+            <w:tcW w:w="0" w:type="auto"/>
+            <w:vAlign w:val="center"/>
+            <w:hideMark/>
+          </w:tcPr>
+          <w:p>
+            <w:pPr>
+              <w:rPr>
+                <w:rFonts w:ascii="Times New Roman" w:hAnsi="Times New Roman" w:cs="Times New Roman"/>
+                <w:b/>
+                <w:bCs/>
+                <w:sz w:val="32"/>
+                <w:szCs w:val="32"/>
+              </w:rPr>
+            </w:pPr>
+            <w:r>
+              <w:rPr>
+                <w:rFonts w:ascii="Times New Roman" w:hAnsi="Times New Roman" w:cs="Times New Roman"/>
+                <w:b/>
+                <w:bCs/>
+                <w:sz w:val="32"/>
+                <w:szCs w:val="32"/>
+              </w:rPr>
+              <w:t>Frequent modifications</w:t>
+            </w:r>
+          </w:p>
+        </w:tc>
+        <w:tc>
+          <w:tcPr>
+            <w:tcW w:w="0" w:type="auto"/>
+            <w:vAlign w:val="center"/>
+            <w:hideMark/>
+          </w:tcPr>
+          <w:p>
+            <w:pPr>
+              <w:rPr>
+                <w:rFonts w:ascii="Times New Roman" w:hAnsi="Times New Roman" w:cs="Times New Roman"/>
+                <w:b/>
+                <w:bCs/>
+                <w:sz w:val="32"/>
+                <w:szCs w:val="32"/>
+              </w:rPr>
+            </w:pPr>
+            <w:r>
+              <w:rPr>
+                <w:rFonts w:ascii="Times New Roman" w:hAnsi="Times New Roman" w:cs="Times New Roman"/>
+                <w:b/>
+                <w:bCs/>
+                <w:sz w:val="32"/>
+                <w:szCs w:val="32"/>
+              </w:rPr>
+              <w:t>StringBuilder</w:t>
+            </w:r>
+          </w:p>
+        </w:tc>
+      </w:tr>
+      <w:tr>
+        <w:trPr>
+          <w:tblCellSpacing w:w="15" w:type="dxa"/>
+        </w:trPr>
+        <w:tc>
+          <w:tcPr>
+            <w:tcW w:w="0" w:type="auto"/>
+            <w:vAlign w:val="center"/>
+            <w:hideMark/>
+          </w:tcPr>
+          <w:p>
+            <w:pPr>
+              <w:rPr>
+                <w:rFonts w:ascii="Times New Roman" w:hAnsi="Times New Roman" w:cs="Times New Roman"/>
+                <w:b/>
+                <w:bCs/>
+                <w:sz w:val="32"/>
+                <w:szCs w:val="32"/>
+              </w:rPr>
+            </w:pPr>
+            <w:r>
+              <w:rPr>
+                <w:rFonts w:ascii="Times New Roman" w:hAnsi="Times New Roman" w:cs="Times New Roman"/>
+                <w:b/>
+                <w:bCs/>
+                <w:sz w:val="32"/>
+                <w:szCs w:val="32"/>
+              </w:rPr>
+              <w:t>Multithreaded modifications</w:t>
+            </w:r>
+          </w:p>
+        </w:tc>
+        <w:tc>
+          <w:tcPr>
+            <w:tcW w:w="0" w:type="auto"/>
+            <w:vAlign w:val="center"/>
+            <w:hideMark/>
+          </w:tcPr>
+          <w:p>
+            <w:pPr>
+              <w:rPr>
+                <w:rFonts w:ascii="Times New Roman" w:hAnsi="Times New Roman" w:cs="Times New Roman"/>
+                <w:b/>
+                <w:bCs/>
+                <w:sz w:val="32"/>
+                <w:szCs w:val="32"/>
+              </w:rPr>
+            </w:pPr>
+            <w:proofErr w:type="spellStart"/>
+            <w:r>
+              <w:rPr>
+                <w:rFonts w:ascii="Times New Roman" w:hAnsi="Times New Roman" w:cs="Times New Roman"/>
+                <w:b/>
+                <w:bCs/>
+                <w:sz w:val="32"/>
+                <w:szCs w:val="32"/>
+              </w:rPr>
+              <w:t>StringBuffer</w:t>
+            </w:r>
+            <w:proofErr w:type="spellEnd"/>
+          </w:p>
+        </w:tc>
+      </w:tr>
+    </w:tbl>
+    <w:p>
+      <w:pPr>
+        <w:rPr>
+          <w:rFonts w:ascii="Times New Roman" w:hAnsi="Times New Roman" w:cs="Times New Roman"/>
+          <w:b/>
+          <w:bCs/>
+          <w:sz w:val="32"/>
+          <w:szCs w:val="32"/>
+        </w:rPr>
+      </w:pPr>
+      <w:r>
+        <w:rPr>
+          <w:rFonts w:ascii="Times New Roman" w:hAnsi="Times New Roman" w:cs="Times New Roman"/>
+          <w:b/>
+          <w:bCs/>
+          <w:sz w:val="32"/>
+          <w:szCs w:val="32"/>
+        </w:rPr>
+        <w:tab/>
+      </w:r>
+      <w:r>
+        <w:rPr>
+          <w:rFonts w:ascii="Times New Roman" w:hAnsi="Times New Roman" w:cs="Times New Roman"/>
+          <w:b/>
+          <w:bCs/>
+          <w:sz w:val="32"/>
+          <w:szCs w:val="32"/>
+        </w:rPr>
+        <w:tab/>
+      </w:r>
+    </w:p>
+    <w:p>
+      <w:pPr>
+        <w:rPr>
+          <w:rFonts w:ascii="Times New Roman" w:hAnsi="Times New Roman" w:cs="Times New Roman"/>
+          <w:b/>
+          <w:bCs/>
+          <w:sz w:val="32"/>
+          <w:szCs w:val="32"/>
+        </w:rPr>
+      </w:pPr>
     </w:p>
     <w:p>
       <w:pPr>
@@ -861,47 +1603,199 @@
     </w:p>
     <w:p>
       <w:pPr>
-        <w:pStyle w:val="ListParagraph"/>
-        <w:ind w:left="1440"/>
-        <w:rPr>
-          <w:rFonts w:ascii="Times New Roman" w:hAnsi="Times New Roman" w:cs="Times New Roman"/>
-          <w:sz w:val="32"/>
-          <w:szCs w:val="32"/>
-        </w:rPr>
-      </w:pPr>
-    </w:p>
-    <w:p>
-      <w:pPr>
-        <w:pStyle w:val="ListParagraph"/>
-        <w:ind w:left="1440"/>
-        <w:rPr>
-          <w:rFonts w:ascii="Times New Roman" w:hAnsi="Times New Roman" w:cs="Times New Roman"/>
-          <w:sz w:val="32"/>
-          <w:szCs w:val="32"/>
-        </w:rPr>
-      </w:pPr>
-    </w:p>
-    <w:p>
-      <w:pPr>
-        <w:pStyle w:val="ListParagraph"/>
-        <w:ind w:left="1440"/>
-        <w:rPr>
-          <w:rFonts w:ascii="Times New Roman" w:hAnsi="Times New Roman" w:cs="Times New Roman"/>
-          <w:sz w:val="32"/>
-          <w:szCs w:val="32"/>
-        </w:rPr>
-      </w:pPr>
-    </w:p>
-    <w:p>
-      <w:pPr>
-        <w:pStyle w:val="ListParagraph"/>
-        <w:ind w:left="1440"/>
-        <w:rPr>
-          <w:rFonts w:ascii="Times New Roman" w:hAnsi="Times New Roman" w:cs="Times New Roman"/>
-          <w:sz w:val="32"/>
-          <w:szCs w:val="32"/>
-        </w:rPr>
-      </w:pPr>
+        <w:rPr>
+          <w:rFonts w:ascii="Times New Roman" w:hAnsi="Times New Roman" w:cs="Times New Roman"/>
+          <w:sz w:val="32"/>
+          <w:szCs w:val="32"/>
+        </w:rPr>
+      </w:pPr>
+    </w:p>
+    <w:p>
+      <w:pPr>
+        <w:rPr>
+          <w:rFonts w:ascii="Times New Roman" w:hAnsi="Times New Roman" w:cs="Times New Roman"/>
+          <w:sz w:val="32"/>
+          <w:szCs w:val="32"/>
+        </w:rPr>
+      </w:pPr>
+    </w:p>
+    <w:p>
+      <w:pPr>
+        <w:rPr>
+          <w:rFonts w:ascii="Times New Roman" w:hAnsi="Times New Roman" w:cs="Times New Roman"/>
+          <w:b/>
+          <w:bCs/>
+          <w:sz w:val="32"/>
+          <w:szCs w:val="32"/>
+        </w:rPr>
+      </w:pPr>
+      <w:r>
+        <w:rPr>
+          <w:rFonts w:ascii="Times New Roman" w:hAnsi="Times New Roman" w:cs="Times New Roman"/>
+          <w:b/>
+          <w:bCs/>
+          <w:sz w:val="32"/>
+          <w:szCs w:val="32"/>
+        </w:rPr>
+        <w:t xml:space="preserve">    12) What </w:t>
+      </w:r>
+      <w:proofErr w:type="gramStart"/>
+      <w:r>
+        <w:rPr>
+          <w:rFonts w:ascii="Times New Roman" w:hAnsi="Times New Roman" w:cs="Times New Roman"/>
+          <w:b/>
+          <w:bCs/>
+          <w:sz w:val="32"/>
+          <w:szCs w:val="32"/>
+        </w:rPr>
+        <w:t>is</w:t>
+      </w:r>
+      <w:proofErr w:type="gramEnd"/>
+      <w:r>
+        <w:rPr>
+          <w:rFonts w:ascii="Times New Roman" w:hAnsi="Times New Roman" w:cs="Times New Roman"/>
+          <w:b/>
+          <w:bCs/>
+          <w:sz w:val="32"/>
+          <w:szCs w:val="32"/>
+        </w:rPr>
+        <w:t xml:space="preserve"> OOPs?</w:t>
+      </w:r>
+    </w:p>
+    <w:p>
+      <w:pPr>
+        <w:rPr>
+          <w:rFonts w:ascii="Times New Roman" w:hAnsi="Times New Roman" w:cs="Times New Roman"/>
+          <w:sz w:val="32"/>
+          <w:szCs w:val="32"/>
+        </w:rPr>
+      </w:pPr>
+      <w:r>
+        <w:rPr>
+          <w:rFonts w:ascii="Times New Roman" w:hAnsi="Times New Roman" w:cs="Times New Roman"/>
+          <w:b/>
+          <w:bCs/>
+          <w:sz w:val="32"/>
+          <w:szCs w:val="32"/>
+        </w:rPr>
+        <w:tab/>
+      </w:r>
+      <w:r>
+        <w:rPr>
+          <w:rFonts w:ascii="Times New Roman" w:hAnsi="Times New Roman" w:cs="Times New Roman"/>
+          <w:sz w:val="32"/>
+          <w:szCs w:val="32"/>
+        </w:rPr>
+        <w:tab/>
+        <w:t xml:space="preserve">OOP – Object Oriented Programming, it’s paradigm which we use to solve problem using object. </w:t>
+      </w:r>
+    </w:p>
+    <w:p>
+      <w:pPr>
+        <w:rPr>
+          <w:rFonts w:ascii="Times New Roman" w:hAnsi="Times New Roman" w:cs="Times New Roman"/>
+          <w:sz w:val="32"/>
+          <w:szCs w:val="32"/>
+        </w:rPr>
+      </w:pPr>
+      <w:r>
+        <w:rPr>
+          <w:rFonts w:ascii="Times New Roman" w:hAnsi="Times New Roman" w:cs="Times New Roman"/>
+          <w:sz w:val="32"/>
+          <w:szCs w:val="32"/>
+        </w:rPr>
+        <w:tab/>
+      </w:r>
+      <w:r>
+        <w:rPr>
+          <w:rFonts w:ascii="Times New Roman" w:hAnsi="Times New Roman" w:cs="Times New Roman"/>
+          <w:sz w:val="32"/>
+          <w:szCs w:val="32"/>
+        </w:rPr>
+        <w:tab/>
+        <w:t xml:space="preserve">We use Oops because it </w:t>
+      </w:r>
+      <w:proofErr w:type="gramStart"/>
+      <w:r>
+        <w:rPr>
+          <w:rFonts w:ascii="Times New Roman" w:hAnsi="Times New Roman" w:cs="Times New Roman"/>
+          <w:sz w:val="32"/>
+          <w:szCs w:val="32"/>
+        </w:rPr>
+        <w:t>provide</w:t>
+      </w:r>
+      <w:proofErr w:type="gramEnd"/>
+      <w:r>
+        <w:rPr>
+          <w:rFonts w:ascii="Times New Roman" w:hAnsi="Times New Roman" w:cs="Times New Roman"/>
+          <w:sz w:val="32"/>
+          <w:szCs w:val="32"/>
+        </w:rPr>
+        <w:t xml:space="preserve"> code </w:t>
+      </w:r>
+      <w:r>
+        <w:rPr>
+          <w:rFonts w:ascii="Times New Roman" w:hAnsi="Times New Roman" w:cs="Times New Roman"/>
+          <w:sz w:val="32"/>
+          <w:szCs w:val="32"/>
+        </w:rPr>
+        <w:t>reusability</w:t>
+      </w:r>
+      <w:r>
+        <w:rPr>
+          <w:rFonts w:ascii="Times New Roman" w:hAnsi="Times New Roman" w:cs="Times New Roman"/>
+          <w:sz w:val="32"/>
+          <w:szCs w:val="32"/>
+        </w:rPr>
+        <w:t xml:space="preserve"> through inheritance, flexibility through polymorphism</w:t>
+      </w:r>
+      <w:r>
+        <w:rPr>
+          <w:rFonts w:ascii="Times New Roman" w:hAnsi="Times New Roman" w:cs="Times New Roman"/>
+          <w:sz w:val="32"/>
+          <w:szCs w:val="32"/>
+        </w:rPr>
+        <w:t xml:space="preserve"> and security through abstraction and encapsulation.</w:t>
+      </w:r>
+    </w:p>
+    <w:p>
+      <w:pPr>
+        <w:rPr>
+          <w:rFonts w:ascii="Times New Roman" w:hAnsi="Times New Roman" w:cs="Times New Roman"/>
+          <w:b/>
+          <w:bCs/>
+          <w:sz w:val="32"/>
+          <w:szCs w:val="32"/>
+        </w:rPr>
+      </w:pPr>
+      <w:r>
+        <w:rPr>
+          <w:rFonts w:ascii="Times New Roman" w:hAnsi="Times New Roman" w:cs="Times New Roman"/>
+          <w:sz w:val="32"/>
+          <w:szCs w:val="32"/>
+        </w:rPr>
+        <w:t xml:space="preserve"> </w:t>
+      </w:r>
+      <w:r>
+        <w:rPr>
+          <w:rFonts w:ascii="Times New Roman" w:hAnsi="Times New Roman" w:cs="Times New Roman"/>
+          <w:b/>
+          <w:bCs/>
+          <w:sz w:val="32"/>
+          <w:szCs w:val="32"/>
+        </w:rPr>
+        <w:tab/>
+      </w:r>
+      <w:r>
+        <w:rPr>
+          <w:rFonts w:ascii="Times New Roman" w:hAnsi="Times New Roman" w:cs="Times New Roman"/>
+          <w:b/>
+          <w:bCs/>
+          <w:sz w:val="32"/>
+          <w:szCs w:val="32"/>
+        </w:rPr>
+        <w:tab/>
+      </w:r>
     </w:p>
     <w:p>
       <w:pPr>
@@ -1254,7 +2148,61 @@
           <w:sz w:val="32"/>
           <w:szCs w:val="32"/>
         </w:rPr>
-        <w:t xml:space="preserve"> it’s interface maintain insertion order, allows duplicates and elements are accessed using index. Implementation: Arraylist, Linkedlist.</w:t>
+        <w:t xml:space="preserve"> </w:t>
+      </w:r>
+      <w:proofErr w:type="gramStart"/>
+      <w:r>
+        <w:rPr>
+          <w:rFonts w:ascii="Times New Roman" w:hAnsi="Times New Roman" w:cs="Times New Roman"/>
+          <w:sz w:val="32"/>
+          <w:szCs w:val="32"/>
+        </w:rPr>
+        <w:t>it’s</w:t>
+      </w:r>
+      <w:proofErr w:type="gramEnd"/>
+      <w:r>
+        <w:rPr>
+          <w:rFonts w:ascii="Times New Roman" w:hAnsi="Times New Roman" w:cs="Times New Roman"/>
+          <w:sz w:val="32"/>
+          <w:szCs w:val="32"/>
+        </w:rPr>
+        <w:t xml:space="preserve"> interface maintain insertion order, allows duplicates and elements are accessed using index. Implementation: </w:t>
+      </w:r>
+      <w:proofErr w:type="spellStart"/>
+      <w:r>
+        <w:rPr>
+          <w:rFonts w:ascii="Times New Roman" w:hAnsi="Times New Roman" w:cs="Times New Roman"/>
+          <w:sz w:val="32"/>
+          <w:szCs w:val="32"/>
+        </w:rPr>
+        <w:t>Arraylist</w:t>
+      </w:r>
+      <w:proofErr w:type="spellEnd"/>
+      <w:r>
+        <w:rPr>
+          <w:rFonts w:ascii="Times New Roman" w:hAnsi="Times New Roman" w:cs="Times New Roman"/>
+          <w:sz w:val="32"/>
+          <w:szCs w:val="32"/>
+        </w:rPr>
+        <w:t xml:space="preserve">, </w:t>
+      </w:r>
+      <w:proofErr w:type="spellStart"/>
+      <w:r>
+        <w:rPr>
+          <w:rFonts w:ascii="Times New Roman" w:hAnsi="Times New Roman" w:cs="Times New Roman"/>
+          <w:sz w:val="32"/>
+          <w:szCs w:val="32"/>
+        </w:rPr>
+        <w:t>Linkedlist</w:t>
+      </w:r>
+      <w:proofErr w:type="spellEnd"/>
+      <w:r>
+        <w:rPr>
+          <w:rFonts w:ascii="Times New Roman" w:hAnsi="Times New Roman" w:cs="Times New Roman"/>
+          <w:sz w:val="32"/>
+          <w:szCs w:val="32"/>
+        </w:rPr>
+        <w:t>.</w:t>
       </w:r>
     </w:p>
     <w:p>
@@ -1374,7 +2322,6 @@
           <w:sz w:val="32"/>
           <w:szCs w:val="32"/>
         </w:rPr>
-        <w:lastRenderedPageBreak/>
         <w:t>Example:</w:t>
       </w:r>
     </w:p>
@@ -1578,6 +2525,7 @@
           <w:sz w:val="32"/>
           <w:szCs w:val="32"/>
         </w:rPr>
+        <w:lastRenderedPageBreak/>
         <w:t xml:space="preserve">Example: Email Registration </w:t>
       </w:r>
       <w:r>
@@ -1720,7 +2668,25 @@
           <w:sz w:val="32"/>
           <w:szCs w:val="32"/>
         </w:rPr>
-        <w:t>It follows FIFO First In First Out, used for processing elements sequentially, implementation like: priority queue, linked queue, array queue.</w:t>
+        <w:t xml:space="preserve">It follows FIFO First </w:t>
+      </w:r>
+      <w:proofErr w:type="gramStart"/>
+      <w:r>
+        <w:rPr>
+          <w:rFonts w:ascii="Times New Roman" w:hAnsi="Times New Roman" w:cs="Times New Roman"/>
+          <w:sz w:val="32"/>
+          <w:szCs w:val="32"/>
+        </w:rPr>
+        <w:t>In</w:t>
+      </w:r>
+      <w:proofErr w:type="gramEnd"/>
+      <w:r>
+        <w:rPr>
+          <w:rFonts w:ascii="Times New Roman" w:hAnsi="Times New Roman" w:cs="Times New Roman"/>
+          <w:sz w:val="32"/>
+          <w:szCs w:val="32"/>
+        </w:rPr>
+        <w:t xml:space="preserve"> First Out, used for processing elements sequentially, implementation like: priority queue, linked queue, array queue.</w:t>
       </w:r>
     </w:p>
     <w:p>
@@ -1870,7 +2836,25 @@
           <w:sz w:val="32"/>
           <w:szCs w:val="32"/>
         </w:rPr>
-        <w:t>FIFO (First In First Out)</w:t>
+        <w:t xml:space="preserve">FIFO (First </w:t>
+      </w:r>
+      <w:proofErr w:type="gramStart"/>
+      <w:r>
+        <w:rPr>
+          <w:rFonts w:ascii="Times New Roman" w:hAnsi="Times New Roman" w:cs="Times New Roman"/>
+          <w:sz w:val="32"/>
+          <w:szCs w:val="32"/>
+        </w:rPr>
+        <w:t>In</w:t>
+      </w:r>
+      <w:proofErr w:type="gramEnd"/>
+      <w:r>
+        <w:rPr>
+          <w:rFonts w:ascii="Times New Roman" w:hAnsi="Times New Roman" w:cs="Times New Roman"/>
+          <w:sz w:val="32"/>
+          <w:szCs w:val="32"/>
+        </w:rPr>
+        <w:t xml:space="preserve"> First Out)</w:t>
       </w:r>
     </w:p>
     <w:p>
@@ -1921,7 +2905,6 @@
           <w:sz w:val="32"/>
           <w:szCs w:val="32"/>
         </w:rPr>
-        <w:lastRenderedPageBreak/>
         <w:t>List can be used in shopping cart applications because it maintains insertion order and allows duplicates.</w:t>
       </w:r>
     </w:p>
@@ -2090,6 +3073,7 @@
           <w:sz w:val="32"/>
           <w:szCs w:val="32"/>
         </w:rPr>
+        <w:lastRenderedPageBreak/>
         <w:t>Usage:</w:t>
       </w:r>
       <w:r>
@@ -2098,7 +3082,25 @@
           <w:sz w:val="32"/>
           <w:szCs w:val="32"/>
         </w:rPr>
-        <w:t xml:space="preserve"> if frequently retrievel/access is required, we use ArrayList. If frequently insertion and deleting are required, we use LinkedList.</w:t>
+        <w:t xml:space="preserve"> if frequently </w:t>
+      </w:r>
+      <w:proofErr w:type="spellStart"/>
+      <w:r>
+        <w:rPr>
+          <w:rFonts w:ascii="Times New Roman" w:hAnsi="Times New Roman" w:cs="Times New Roman"/>
+          <w:sz w:val="32"/>
+          <w:szCs w:val="32"/>
+        </w:rPr>
+        <w:t>retrievel</w:t>
+      </w:r>
+      <w:proofErr w:type="spellEnd"/>
+      <w:r>
+        <w:rPr>
+          <w:rFonts w:ascii="Times New Roman" w:hAnsi="Times New Roman" w:cs="Times New Roman"/>
+          <w:sz w:val="32"/>
+          <w:szCs w:val="32"/>
+        </w:rPr>
+        <w:t>/access is required, we use ArrayList. If frequently insertion and deleting are required, we use LinkedList.</w:t>
       </w:r>
     </w:p>
     <w:p>
@@ -2409,15 +3411,35 @@
           <w:sz w:val="32"/>
           <w:szCs w:val="32"/>
         </w:rPr>
-        <w:t xml:space="preserve">Example: Leaderboard Ranking </w:t>
-      </w:r>
-      <w:r>
-        <w:rPr>
-          <w:rFonts w:ascii="Times New Roman" w:hAnsi="Times New Roman" w:cs="Times New Roman"/>
-          <w:sz w:val="32"/>
-          <w:szCs w:val="32"/>
-        </w:rPr>
-        <w:t xml:space="preserve"> need sorting order.</w:t>
+        <w:t xml:space="preserve">Example: Leaderboard </w:t>
+      </w:r>
+      <w:proofErr w:type="gramStart"/>
+      <w:r>
+        <w:rPr>
+          <w:rFonts w:ascii="Times New Roman" w:hAnsi="Times New Roman" w:cs="Times New Roman"/>
+          <w:b/>
+          <w:bCs/>
+          <w:sz w:val="32"/>
+          <w:szCs w:val="32"/>
+        </w:rPr>
+        <w:t xml:space="preserve">Ranking </w:t>
+      </w:r>
+      <w:r>
+        <w:rPr>
+          <w:rFonts w:ascii="Times New Roman" w:hAnsi="Times New Roman" w:cs="Times New Roman"/>
+          <w:sz w:val="32"/>
+          <w:szCs w:val="32"/>
+        </w:rPr>
+        <w:t xml:space="preserve"> need</w:t>
+      </w:r>
+      <w:proofErr w:type="gramEnd"/>
+      <w:r>
+        <w:rPr>
+          <w:rFonts w:ascii="Times New Roman" w:hAnsi="Times New Roman" w:cs="Times New Roman"/>
+          <w:sz w:val="32"/>
+          <w:szCs w:val="32"/>
+        </w:rPr>
+        <w:t xml:space="preserve"> sorting order.</w:t>
       </w:r>
     </w:p>
     <w:p>
@@ -2441,7 +3463,6 @@
           <w:sz w:val="32"/>
           <w:szCs w:val="32"/>
         </w:rPr>
-        <w:lastRenderedPageBreak/>
         <w:t>What is difference between HashMap and HashTable?</w:t>
       </w:r>
     </w:p>
@@ -2605,7 +3626,25 @@
           <w:sz w:val="32"/>
           <w:szCs w:val="32"/>
         </w:rPr>
-        <w:t xml:space="preserve">is used for natural sorting and uses compareTo () method. Present inside java.lang package. A class itself implements comparable. </w:t>
+        <w:t xml:space="preserve">is used for natural sorting and uses compareTo () method. Present inside </w:t>
+      </w:r>
+      <w:proofErr w:type="gramStart"/>
+      <w:r>
+        <w:rPr>
+          <w:rFonts w:ascii="Times New Roman" w:hAnsi="Times New Roman" w:cs="Times New Roman"/>
+          <w:sz w:val="32"/>
+          <w:szCs w:val="32"/>
+        </w:rPr>
+        <w:t>java.lang</w:t>
+      </w:r>
+      <w:proofErr w:type="gramEnd"/>
+      <w:r>
+        <w:rPr>
+          <w:rFonts w:ascii="Times New Roman" w:hAnsi="Times New Roman" w:cs="Times New Roman"/>
+          <w:sz w:val="32"/>
+          <w:szCs w:val="32"/>
+        </w:rPr>
+        <w:t xml:space="preserve"> package. A class itself implements comparable. </w:t>
       </w:r>
       <w:r>
         <w:rPr>
@@ -2687,7 +3726,26 @@
           <w:sz w:val="32"/>
           <w:szCs w:val="32"/>
         </w:rPr>
-        <w:t xml:space="preserve">used for custom sorting and uses compare () method. Present inside java.util package. Separate class can implement comparator. </w:t>
+        <w:t xml:space="preserve">used for custom sorting and uses compare () method. Present inside </w:t>
+      </w:r>
+      <w:proofErr w:type="gramStart"/>
+      <w:r>
+        <w:rPr>
+          <w:rFonts w:ascii="Times New Roman" w:hAnsi="Times New Roman" w:cs="Times New Roman"/>
+          <w:sz w:val="32"/>
+          <w:szCs w:val="32"/>
+        </w:rPr>
+        <w:lastRenderedPageBreak/>
+        <w:t>java.util</w:t>
+      </w:r>
+      <w:proofErr w:type="gramEnd"/>
+      <w:r>
+        <w:rPr>
+          <w:rFonts w:ascii="Times New Roman" w:hAnsi="Times New Roman" w:cs="Times New Roman"/>
+          <w:sz w:val="32"/>
+          <w:szCs w:val="32"/>
+        </w:rPr>
+        <w:t xml:space="preserve"> package. Separate class can implement comparator. </w:t>
       </w:r>
       <w:r>
         <w:rPr>
@@ -5018,7 +6076,6 @@
   <w:style w:type="character" w:default="1" w:styleId="DefaultParagraphFont">
     <w:name w:val="Default Paragraph Font"/>
     <w:uiPriority w:val="1"/>
-    <w:semiHidden/>
     <w:unhideWhenUsed/>
   </w:style>
   <w:style w:type="table" w:default="1" w:styleId="TableNormal">
